--- a/klagomål/A 39697-2025 FSC-klagomål.docx
+++ b/klagomål/A 39697-2025 FSC-klagomål.docx
@@ -2402,7 +2402,7 @@
     <w:r>
       <w:tab/>
       <w:tab/>
-      <w:t>2026-09-14</w:t>
+      <w:t>2026-09-15</w:t>
       <w:br/>
       <w:br/>
     </w:r>

--- a/klagomål/A 39697-2025 FSC-klagomål.docx
+++ b/klagomål/A 39697-2025 FSC-klagomål.docx
@@ -2402,7 +2402,7 @@
     <w:r>
       <w:tab/>
       <w:tab/>
-      <w:t>2026-09-15</w:t>
+      <w:t>2026-09-16</w:t>
       <w:br/>
       <w:br/>
     </w:r>

--- a/klagomål/A 39697-2025 FSC-klagomål.docx
+++ b/klagomål/A 39697-2025 FSC-klagomål.docx
@@ -2402,7 +2402,7 @@
     <w:r>
       <w:tab/>
       <w:tab/>
-      <w:t>2026-09-16</w:t>
+      <w:t>2026-09-17</w:t>
       <w:br/>
       <w:br/>
     </w:r>

--- a/klagomål/A 39697-2025 FSC-klagomål.docx
+++ b/klagomål/A 39697-2025 FSC-klagomål.docx
@@ -2402,7 +2402,7 @@
     <w:r>
       <w:tab/>
       <w:tab/>
-      <w:t>2026-09-17</w:t>
+      <w:t>2026-09-18</w:t>
       <w:br/>
       <w:br/>
     </w:r>

--- a/klagomål/A 39697-2025 FSC-klagomål.docx
+++ b/klagomål/A 39697-2025 FSC-klagomål.docx
@@ -2402,7 +2402,7 @@
     <w:r>
       <w:tab/>
       <w:tab/>
-      <w:t>2026-09-18</w:t>
+      <w:t>2026-09-19</w:t>
       <w:br/>
       <w:br/>
     </w:r>

--- a/klagomål/A 39697-2025 FSC-klagomål.docx
+++ b/klagomål/A 39697-2025 FSC-klagomål.docx
@@ -2402,7 +2402,7 @@
     <w:r>
       <w:tab/>
       <w:tab/>
-      <w:t>2026-09-19</w:t>
+      <w:t>2026-09-21</w:t>
       <w:br/>
       <w:br/>
     </w:r>

--- a/klagomål/A 39697-2025 FSC-klagomål.docx
+++ b/klagomål/A 39697-2025 FSC-klagomål.docx
@@ -2402,7 +2402,7 @@
     <w:r>
       <w:tab/>
       <w:tab/>
-      <w:t>2026-09-21</w:t>
+      <w:t>2026-09-23</w:t>
       <w:br/>
       <w:br/>
     </w:r>

--- a/klagomål/A 39697-2025 FSC-klagomål.docx
+++ b/klagomål/A 39697-2025 FSC-klagomål.docx
@@ -2402,7 +2402,7 @@
     <w:r>
       <w:tab/>
       <w:tab/>
-      <w:t>2026-09-23</w:t>
+      <w:t>2026-09-24</w:t>
       <w:br/>
       <w:br/>
     </w:r>

--- a/klagomål/A 39697-2025 FSC-klagomål.docx
+++ b/klagomål/A 39697-2025 FSC-klagomål.docx
@@ -2402,7 +2402,7 @@
     <w:r>
       <w:tab/>
       <w:tab/>
-      <w:t>2026-09-24</w:t>
+      <w:t>2026-09-25</w:t>
       <w:br/>
       <w:br/>
     </w:r>

--- a/klagomål/A 39697-2025 FSC-klagomål.docx
+++ b/klagomål/A 39697-2025 FSC-klagomål.docx
@@ -2402,7 +2402,7 @@
     <w:r>
       <w:tab/>
       <w:tab/>
-      <w:t>2026-09-25</w:t>
+      <w:t>2026-09-26</w:t>
       <w:br/>
       <w:br/>
     </w:r>

--- a/klagomål/A 39697-2025 FSC-klagomål.docx
+++ b/klagomål/A 39697-2025 FSC-klagomål.docx
@@ -2402,7 +2402,7 @@
     <w:r>
       <w:tab/>
       <w:tab/>
-      <w:t>2026-09-26</w:t>
+      <w:t>2026-09-27</w:t>
       <w:br/>
       <w:br/>
     </w:r>

--- a/klagomål/A 39697-2025 FSC-klagomål.docx
+++ b/klagomål/A 39697-2025 FSC-klagomål.docx
@@ -2402,7 +2402,7 @@
     <w:r>
       <w:tab/>
       <w:tab/>
-      <w:t>2026-09-27</w:t>
+      <w:t>2026-09-28</w:t>
       <w:br/>
       <w:br/>
     </w:r>

--- a/klagomål/A 39697-2025 FSC-klagomål.docx
+++ b/klagomål/A 39697-2025 FSC-klagomål.docx
@@ -2402,7 +2402,7 @@
     <w:r>
       <w:tab/>
       <w:tab/>
-      <w:t>2026-09-28</w:t>
+      <w:t>2026-09-29</w:t>
       <w:br/>
       <w:br/>
     </w:r>

--- a/klagomål/A 39697-2025 FSC-klagomål.docx
+++ b/klagomål/A 39697-2025 FSC-klagomål.docx
@@ -2402,7 +2402,7 @@
     <w:r>
       <w:tab/>
       <w:tab/>
-      <w:t>2026-09-29</w:t>
+      <w:t>2026-09-30</w:t>
       <w:br/>
       <w:br/>
     </w:r>

--- a/klagomål/A 39697-2025 FSC-klagomål.docx
+++ b/klagomål/A 39697-2025 FSC-klagomål.docx
@@ -2402,7 +2402,7 @@
     <w:r>
       <w:tab/>
       <w:tab/>
-      <w:t>2026-09-30</w:t>
+      <w:t>2026-10-01</w:t>
       <w:br/>
       <w:br/>
     </w:r>

--- a/klagomål/A 39697-2025 FSC-klagomål.docx
+++ b/klagomål/A 39697-2025 FSC-klagomål.docx
@@ -2402,7 +2402,7 @@
     <w:r>
       <w:tab/>
       <w:tab/>
-      <w:t>2026-10-01</w:t>
+      <w:t>2026-10-02</w:t>
       <w:br/>
       <w:br/>
     </w:r>

--- a/klagomål/A 39697-2025 FSC-klagomål.docx
+++ b/klagomål/A 39697-2025 FSC-klagomål.docx
@@ -2402,7 +2402,7 @@
     <w:r>
       <w:tab/>
       <w:tab/>
-      <w:t>2026-10-02</w:t>
+      <w:t>2026-10-03</w:t>
       <w:br/>
       <w:br/>
     </w:r>

--- a/klagomål/A 39697-2025 FSC-klagomål.docx
+++ b/klagomål/A 39697-2025 FSC-klagomål.docx
@@ -2402,7 +2402,7 @@
     <w:r>
       <w:tab/>
       <w:tab/>
-      <w:t>2026-10-03</w:t>
+      <w:t>2026-10-04</w:t>
       <w:br/>
       <w:br/>
     </w:r>

--- a/klagomål/A 39697-2025 FSC-klagomål.docx
+++ b/klagomål/A 39697-2025 FSC-klagomål.docx
@@ -2402,7 +2402,7 @@
     <w:r>
       <w:tab/>
       <w:tab/>
-      <w:t>2026-10-04</w:t>
+      <w:t>2026-10-05</w:t>
       <w:br/>
       <w:br/>
     </w:r>

--- a/klagomål/A 39697-2025 FSC-klagomål.docx
+++ b/klagomål/A 39697-2025 FSC-klagomål.docx
@@ -178,7 +178,7 @@
       <w:r>
         <w:drawing>
           <wp:inline xmlns:a="http://schemas.openxmlformats.org/drawingml/2006/main" xmlns:pic="http://schemas.openxmlformats.org/drawingml/2006/picture">
-            <wp:extent cx="5486400" cy="4824849"/>
+            <wp:extent cx="5486400" cy="3906679"/>
             <wp:docPr id="1" name="Picture 1"/>
             <wp:cNvGraphicFramePr>
               <a:graphicFrameLocks noChangeAspect="1"/>
@@ -199,7 +199,7 @@
                   <pic:spPr>
                     <a:xfrm>
                       <a:off x="0" y="0"/>
-                      <a:ext cx="5486400" cy="4824849"/>
+                      <a:ext cx="5486400" cy="3906679"/>
                     </a:xfrm>
                     <a:prstGeom prst="rect"/>
                   </pic:spPr>
@@ -221,7 +221,7 @@
     </w:p>
     <w:p>
       <w:r>
-        <w:t>I och inom 25 meter från avverkningsanmälan finns fynd av 44 naturvårdsarter, varav 16 är rödlistade, 28 är fridlysta, 13 är typiska (T) och 7 är signalarter (S): grönfink (VU, §4), knärot (VU, T, §8), bivråk (NT, §4), brunlångöra (NT, §4a), dropptaggsvamp (NT, T), fjällig taggsvamp s.str. (NT), järnsparv (NT, §4), motaggsvamp (NT, T), nordfladdermus (NT, §4a), skarp dropptaggsvamp (NT), skogshare (NT), sotvaxskivling (NT), sparvuggla (NT, §4), stornopping (NT), talltita (NT, §4), älg (NT), blodvaxing (S), gulgrön kantmusseron (S), honungsvaxing (S), luktvaxing (S), mindre märgborre (S, T), smal svampklubba (S), vedticka (S, T), gråspett (T, §4), järpe (T, §4), liljekonvalj (T), mattlummer (T, §9), nattskärra (T, §4), spillkråka (T, §4), tjäder (T, §4), tofsmes (T, §4), dvärgpipistrell (§4a), gröngöling (§4), kungsfågel (§4), orre (§4), slaguggla (§4), större brunfladdermus (§4a), sångsvan (§4), trana (§4), trollpipistrell (§4a), vattenfladdermus (§4a), vanlig groda (§6), fläcknycklar (§8) och revlummer (§9). Se Figur 1.</w:t>
+        <w:t>I och inom 25 meter från avverkningsanmälan finns fynd av 45 naturvårdsarter, varav 17 är rödlistade, 29 är fridlysta, 13 är typiska (T) och 7 är signalarter (S): grönfink (VU, §4), knärot (VU, T, §8), bivråk (NT, §4), brunlångöra (NT, §4a), dropptaggsvamp (NT, T), fjällig taggsvamp s.str. (NT), järnsparv (NT, §4), motaggsvamp (NT, T), nordfladdermus (NT, §4a), rödvingetrast (NT, §4), skarp dropptaggsvamp (NT), skogshare (NT), sotvaxskivling (NT), sparvuggla (NT, §4), stornopping (NT), talltita (NT, §4), älg (NT), blodvaxing (S), gulgrön kantmusseron (S), honungsvaxing (S), luktvaxing (S), mindre märgborre (S, T), smal svampklubba (S), vedticka (S, T), gråspett (T, §4), järpe (T, §4), liljekonvalj (T), mattlummer (T, §9), nattskärra (T, §4), spillkråka (T, §4), tjäder (T, §4), tofsmes (T, §4), dvärgpipistrell (§4a), gröngöling (§4), kungsfågel (§4), orre (§4), slaguggla (§4), större brunfladdermus (§4a), sångsvan (§4), trana (§4), trollpipistrell (§4a), vattenfladdermus (§4a), vanlig groda (§6), fläcknycklar (§8) och revlummer (§9). Se Figur 1.</w:t>
       </w:r>
     </w:p>
     <w:p>
@@ -945,7 +945,7 @@
         <w:rPr>
           <w:i/>
         </w:rPr>
-        <w:t>I det avverkningsanmälda skogsområdet har 23 rödlistade arter och signalarter påträffats. Detta ska jämföras med Skogsstyrelsens uppföljning 2017 av nyckelbiotoper som visade att man i genomsnitt hittar 20,6 olika rödlistade arter och signalarter i en nyckelbiotop (Wijk, S. 2017. Biologisk mångfald i nyckelbiotoper – Resultat från inventeringen “Uppföljning biologisk mångfald” 2009–2015. Rapport 4/2017 Skogsstyrelsen, Jönköping).</w:t>
+        <w:t>I det avverkningsanmälda skogsområdet har 24 rödlistade arter och signalarter påträffats. Detta ska jämföras med Skogsstyrelsens uppföljning 2017 av nyckelbiotoper som visade att man i genomsnitt hittar 20,6 olika rödlistade arter och signalarter i en nyckelbiotop (Wijk, S. 2017. Biologisk mångfald i nyckelbiotoper – Resultat från inventeringen “Uppföljning biologisk mångfald” 2009–2015. Rapport 4/2017 Skogsstyrelsen, Jönköping).</w:t>
       </w:r>
     </w:p>
     <w:p>
@@ -974,7 +974,7 @@
         <w:rPr>
           <w:i/>
         </w:rPr>
-        <w:t>I det avverkningsanmälda skogsområdet har 44 naturvårdsarter varav 16 rödlistade arter sina livsmiljöer och växtplatser.</w:t>
+        <w:t>I det avverkningsanmälda skogsområdet har 45 naturvårdsarter varav 17 rödlistade arter sina livsmiljöer och växtplatser.</w:t>
       </w:r>
     </w:p>
     <w:p>
@@ -2402,7 +2402,7 @@
     <w:r>
       <w:tab/>
       <w:tab/>
-      <w:t>2026-10-05</w:t>
+      <w:t>2026-10-06</w:t>
       <w:br/>
       <w:br/>
     </w:r>

--- a/klagomål/A 39697-2025 FSC-klagomål.docx
+++ b/klagomål/A 39697-2025 FSC-klagomål.docx
@@ -2402,7 +2402,7 @@
     <w:r>
       <w:tab/>
       <w:tab/>
-      <w:t>2026-10-06</w:t>
+      <w:t>2026-10-07</w:t>
       <w:br/>
       <w:br/>
     </w:r>

--- a/klagomål/A 39697-2025 FSC-klagomål.docx
+++ b/klagomål/A 39697-2025 FSC-klagomål.docx
@@ -2402,7 +2402,7 @@
     <w:r>
       <w:tab/>
       <w:tab/>
-      <w:t>2026-10-07</w:t>
+      <w:t>2026-10-08</w:t>
       <w:br/>
       <w:br/>
     </w:r>

--- a/klagomål/A 39697-2025 FSC-klagomål.docx
+++ b/klagomål/A 39697-2025 FSC-klagomål.docx
@@ -2402,7 +2402,7 @@
     <w:r>
       <w:tab/>
       <w:tab/>
-      <w:t>2026-10-08</w:t>
+      <w:t>2026-10-09</w:t>
       <w:br/>
       <w:br/>
     </w:r>

--- a/klagomål/A 39697-2025 FSC-klagomål.docx
+++ b/klagomål/A 39697-2025 FSC-klagomål.docx
@@ -2402,7 +2402,7 @@
     <w:r>
       <w:tab/>
       <w:tab/>
-      <w:t>2026-10-09</w:t>
+      <w:t>2026-10-10</w:t>
       <w:br/>
       <w:br/>
     </w:r>

--- a/klagomål/A 39697-2025 FSC-klagomål.docx
+++ b/klagomål/A 39697-2025 FSC-klagomål.docx
@@ -2402,7 +2402,7 @@
     <w:r>
       <w:tab/>
       <w:tab/>
-      <w:t>2026-10-10</w:t>
+      <w:t>2026-10-11</w:t>
       <w:br/>
       <w:br/>
     </w:r>

--- a/klagomål/A 39697-2025 FSC-klagomål.docx
+++ b/klagomål/A 39697-2025 FSC-klagomål.docx
@@ -2402,7 +2402,7 @@
     <w:r>
       <w:tab/>
       <w:tab/>
-      <w:t>2026-10-11</w:t>
+      <w:t>2026-10-12</w:t>
       <w:br/>
       <w:br/>
     </w:r>

--- a/klagomål/A 39697-2025 FSC-klagomål.docx
+++ b/klagomål/A 39697-2025 FSC-klagomål.docx
@@ -2402,7 +2402,7 @@
     <w:r>
       <w:tab/>
       <w:tab/>
-      <w:t>2026-10-12</w:t>
+      <w:t>2026-10-13</w:t>
       <w:br/>
       <w:br/>
     </w:r>

--- a/klagomål/A 39697-2025 FSC-klagomål.docx
+++ b/klagomål/A 39697-2025 FSC-klagomål.docx
@@ -2402,7 +2402,7 @@
     <w:r>
       <w:tab/>
       <w:tab/>
-      <w:t>2026-10-13</w:t>
+      <w:t>2026-10-14</w:t>
       <w:br/>
       <w:br/>
     </w:r>

--- a/klagomål/A 39697-2025 FSC-klagomål.docx
+++ b/klagomål/A 39697-2025 FSC-klagomål.docx
@@ -2402,7 +2402,7 @@
     <w:r>
       <w:tab/>
       <w:tab/>
-      <w:t>2026-10-14</w:t>
+      <w:t>2026-10-15</w:t>
       <w:br/>
       <w:br/>
     </w:r>

--- a/klagomål/A 39697-2025 FSC-klagomål.docx
+++ b/klagomål/A 39697-2025 FSC-klagomål.docx
@@ -2402,7 +2402,7 @@
     <w:r>
       <w:tab/>
       <w:tab/>
-      <w:t>2026-10-15</w:t>
+      <w:t>2026-10-16</w:t>
       <w:br/>
       <w:br/>
     </w:r>

--- a/klagomål/A 39697-2025 FSC-klagomål.docx
+++ b/klagomål/A 39697-2025 FSC-klagomål.docx
@@ -2402,7 +2402,7 @@
     <w:r>
       <w:tab/>
       <w:tab/>
-      <w:t>2026-10-16</w:t>
+      <w:t>2026-10-17</w:t>
       <w:br/>
       <w:br/>
     </w:r>

--- a/klagomål/A 39697-2025 FSC-klagomål.docx
+++ b/klagomål/A 39697-2025 FSC-klagomål.docx
@@ -178,7 +178,7 @@
       <w:r>
         <w:drawing>
           <wp:inline xmlns:a="http://schemas.openxmlformats.org/drawingml/2006/main" xmlns:pic="http://schemas.openxmlformats.org/drawingml/2006/picture">
-            <wp:extent cx="5486400" cy="3906679"/>
+            <wp:extent cx="5486400" cy="3918668"/>
             <wp:docPr id="1" name="Picture 1"/>
             <wp:cNvGraphicFramePr>
               <a:graphicFrameLocks noChangeAspect="1"/>
@@ -199,7 +199,7 @@
                   <pic:spPr>
                     <a:xfrm>
                       <a:off x="0" y="0"/>
-                      <a:ext cx="5486400" cy="3906679"/>
+                      <a:ext cx="5486400" cy="3918668"/>
                     </a:xfrm>
                     <a:prstGeom prst="rect"/>
                   </pic:spPr>
@@ -221,7 +221,7 @@
     </w:p>
     <w:p>
       <w:r>
-        <w:t>I och inom 25 meter från avverkningsanmälan finns fynd av 45 naturvårdsarter, varav 17 är rödlistade, 29 är fridlysta, 13 är typiska (T) och 7 är signalarter (S): grönfink (VU, §4), knärot (VU, T, §8), bivråk (NT, §4), brunlångöra (NT, §4a), dropptaggsvamp (NT, T), fjällig taggsvamp s.str. (NT), järnsparv (NT, §4), motaggsvamp (NT, T), nordfladdermus (NT, §4a), rödvingetrast (NT, §4), skarp dropptaggsvamp (NT), skogshare (NT), sotvaxskivling (NT), sparvuggla (NT, §4), stornopping (NT), talltita (NT, §4), älg (NT), blodvaxing (S), gulgrön kantmusseron (S), honungsvaxing (S), luktvaxing (S), mindre märgborre (S, T), smal svampklubba (S), vedticka (S, T), gråspett (T, §4), järpe (T, §4), liljekonvalj (T), mattlummer (T, §9), nattskärra (T, §4), spillkråka (T, §4), tjäder (T, §4), tofsmes (T, §4), dvärgpipistrell (§4a), gröngöling (§4), kungsfågel (§4), orre (§4), slaguggla (§4), större brunfladdermus (§4a), sångsvan (§4), trana (§4), trollpipistrell (§4a), vattenfladdermus (§4a), vanlig groda (§6), fläcknycklar (§8) och revlummer (§9). Se Figur 1.</w:t>
+        <w:t>I och inom 25 meter från avverkningsanmälan finns fynd av 46 naturvårdsarter, varav 17 är rödlistade, 29 är fridlysta, 14 är typiska (T) och 7 är signalarter (S): grönfink (VU, §4), knärot (VU, T, §8), bivråk (NT, §4), brunlångöra (NT, §4a), dropptaggsvamp (NT, T), fjällig taggsvamp s.str. (NT), järnsparv (NT, §4), motaggsvamp (NT, T), nordfladdermus (NT, §4a), rödvingetrast (NT, §4), skarp dropptaggsvamp (NT), skogshare (NT), sotvaxskivling (NT), sparvuggla (NT, §4), stornopping (NT), talltita (NT, §4), älg (NT), blodvaxing (S), gulgrön kantmusseron (S), honungsvaxing (S), luktvaxing (S), mindre märgborre (S, T), smal svampklubba (S), vedticka (S, T), gråspett (T, §4), järpe (T, §4), liljekonvalj (T), mattlummer (T, §9), nattskärra (T, §4), spillkråka (T, §4), sälg (T), tjäder (T, §4), tofsmes (T, §4), dvärgpipistrell (§4a), gröngöling (§4), kungsfågel (§4), orre (§4), slaguggla (§4), större brunfladdermus (§4a), sångsvan (§4), trana (§4), trollpipistrell (§4a), vattenfladdermus (§4a), vanlig groda (§6), fläcknycklar (§8) och revlummer (§9). Se Figur 1.</w:t>
       </w:r>
     </w:p>
     <w:p>
@@ -714,6 +714,26 @@
         <w:rPr>
           <w:b/>
         </w:rPr>
+        <w:t xml:space="preserve">Sälg </w:t>
+      </w:r>
+      <w:r>
+        <w:t xml:space="preserve">är typisk art för </w:t>
+      </w:r>
+      <w:r>
+        <w:rPr>
+          <w:i/>
+        </w:rPr>
+        <w:t xml:space="preserve">9040 Fjällbjörkskog </w:t>
+      </w:r>
+      <w:r>
+        <w:t>(SLU Artdatabanken, 2025).</w:t>
+      </w:r>
+    </w:p>
+    <w:p>
+      <w:r>
+        <w:rPr>
+          <w:b/>
+        </w:rPr>
         <w:t>Tjäder (§4)</w:t>
       </w:r>
       <w:r>
@@ -974,7 +994,7 @@
         <w:rPr>
           <w:i/>
         </w:rPr>
-        <w:t>I det avverkningsanmälda skogsområdet har 45 naturvårdsarter varav 17 rödlistade arter sina livsmiljöer och växtplatser.</w:t>
+        <w:t>I det avverkningsanmälda skogsområdet har 46 naturvårdsarter varav 17 rödlistade arter sina livsmiljöer och växtplatser.</w:t>
       </w:r>
     </w:p>
     <w:p>
@@ -2402,7 +2422,7 @@
     <w:r>
       <w:tab/>
       <w:tab/>
-      <w:t>2026-10-17</w:t>
+      <w:t>2026-10-18</w:t>
       <w:br/>
       <w:br/>
     </w:r>

--- a/klagomål/A 39697-2025 FSC-klagomål.docx
+++ b/klagomål/A 39697-2025 FSC-klagomål.docx
@@ -2422,7 +2422,7 @@
     <w:r>
       <w:tab/>
       <w:tab/>
-      <w:t>2026-10-18</w:t>
+      <w:t>2026-10-19</w:t>
       <w:br/>
       <w:br/>
     </w:r>

--- a/klagomål/A 39697-2025 FSC-klagomål.docx
+++ b/klagomål/A 39697-2025 FSC-klagomål.docx
@@ -2422,7 +2422,7 @@
     <w:r>
       <w:tab/>
       <w:tab/>
-      <w:t>2026-10-19</w:t>
+      <w:t>2026-10-20</w:t>
       <w:br/>
       <w:br/>
     </w:r>

--- a/klagomål/A 39697-2025 FSC-klagomål.docx
+++ b/klagomål/A 39697-2025 FSC-klagomål.docx
@@ -2422,7 +2422,7 @@
     <w:r>
       <w:tab/>
       <w:tab/>
-      <w:t>2026-10-20</w:t>
+      <w:t>2026-10-21</w:t>
       <w:br/>
       <w:br/>
     </w:r>

--- a/klagomål/A 39697-2025 FSC-klagomål.docx
+++ b/klagomål/A 39697-2025 FSC-klagomål.docx
@@ -2422,7 +2422,7 @@
     <w:r>
       <w:tab/>
       <w:tab/>
-      <w:t>2026-10-21</w:t>
+      <w:t>2026-10-22</w:t>
       <w:br/>
       <w:br/>
     </w:r>

--- a/klagomål/A 39697-2025 FSC-klagomål.docx
+++ b/klagomål/A 39697-2025 FSC-klagomål.docx
@@ -2422,7 +2422,7 @@
     <w:r>
       <w:tab/>
       <w:tab/>
-      <w:t>2026-10-22</w:t>
+      <w:t>2026-10-23</w:t>
       <w:br/>
       <w:br/>
     </w:r>

--- a/klagomål/A 39697-2025 FSC-klagomål.docx
+++ b/klagomål/A 39697-2025 FSC-klagomål.docx
@@ -2422,7 +2422,7 @@
     <w:r>
       <w:tab/>
       <w:tab/>
-      <w:t>2026-10-23</w:t>
+      <w:t>2026-10-24</w:t>
       <w:br/>
       <w:br/>
     </w:r>

--- a/klagomål/A 39697-2025 FSC-klagomål.docx
+++ b/klagomål/A 39697-2025 FSC-klagomål.docx
@@ -2422,7 +2422,7 @@
     <w:r>
       <w:tab/>
       <w:tab/>
-      <w:t>2026-10-24</w:t>
+      <w:t>2026-10-25</w:t>
       <w:br/>
       <w:br/>
     </w:r>

--- a/klagomål/A 39697-2025 FSC-klagomål.docx
+++ b/klagomål/A 39697-2025 FSC-klagomål.docx
@@ -2422,7 +2422,7 @@
     <w:r>
       <w:tab/>
       <w:tab/>
-      <w:t>2026-10-25</w:t>
+      <w:t>2026-10-26</w:t>
       <w:br/>
       <w:br/>
     </w:r>

--- a/klagomål/A 39697-2025 FSC-klagomål.docx
+++ b/klagomål/A 39697-2025 FSC-klagomål.docx
@@ -2422,7 +2422,7 @@
     <w:r>
       <w:tab/>
       <w:tab/>
-      <w:t>2026-10-26</w:t>
+      <w:t>2026-10-27</w:t>
       <w:br/>
       <w:br/>
     </w:r>

--- a/klagomål/A 39697-2025 FSC-klagomål.docx
+++ b/klagomål/A 39697-2025 FSC-klagomål.docx
@@ -2422,7 +2422,7 @@
     <w:r>
       <w:tab/>
       <w:tab/>
-      <w:t>2026-10-27</w:t>
+      <w:t>2026-10-28</w:t>
       <w:br/>
       <w:br/>
     </w:r>

--- a/klagomål/A 39697-2025 FSC-klagomål.docx
+++ b/klagomål/A 39697-2025 FSC-klagomål.docx
@@ -2422,7 +2422,7 @@
     <w:r>
       <w:tab/>
       <w:tab/>
-      <w:t>2026-10-28</w:t>
+      <w:t>2026-10-29</w:t>
       <w:br/>
       <w:br/>
     </w:r>

--- a/klagomål/A 39697-2025 FSC-klagomål.docx
+++ b/klagomål/A 39697-2025 FSC-klagomål.docx
@@ -2422,7 +2422,7 @@
     <w:r>
       <w:tab/>
       <w:tab/>
-      <w:t>2026-10-29</w:t>
+      <w:t>2026-10-31</w:t>
       <w:br/>
       <w:br/>
     </w:r>
